--- a/ML_Assignment_2_Submission_2025DA04030.docx
+++ b/ML_Assignment_2_Submission_2025DA04030.docx
@@ -396,12 +396,6 @@
         <w:gridCol w:w="9623"/>
       </w:tblGrid>
       <w:tr>
-        <w:tblPrEx>
-          <w:tblCellMar>
-            <w:top w:w="0" w:type="dxa"/>
-            <w:bottom w:w="0" w:type="dxa"/>
-          </w:tblCellMar>
-        </w:tblPrEx>
         <w:tc>
           <w:tcPr>
             <w:tcW w:w="0" w:type="auto"/>
@@ -563,12 +557,6 @@
         <w:gridCol w:w="9623"/>
       </w:tblGrid>
       <w:tr>
-        <w:tblPrEx>
-          <w:tblCellMar>
-            <w:top w:w="0" w:type="dxa"/>
-            <w:bottom w:w="0" w:type="dxa"/>
-          </w:tblCellMar>
-        </w:tblPrEx>
         <w:tc>
           <w:tcPr>
             <w:tcW w:w="0" w:type="auto"/>
@@ -671,12 +659,6 @@
         <w:gridCol w:w="9623"/>
       </w:tblGrid>
       <w:tr>
-        <w:tblPrEx>
-          <w:tblCellMar>
-            <w:top w:w="0" w:type="dxa"/>
-            <w:bottom w:w="0" w:type="dxa"/>
-          </w:tblCellMar>
-        </w:tblPrEx>
         <w:tc>
           <w:tcPr>
             <w:tcW w:w="0" w:type="auto"/>
@@ -706,6 +688,7 @@
             <w:r>
               <w:rPr>
                 <w:rFonts w:asciiTheme="minorHAnsi" w:hAnsiTheme="minorHAnsi"/>
+                <w:noProof/>
                 <w:sz w:val="24"/>
                 <w:szCs w:val="24"/>
               </w:rPr>
@@ -749,12 +732,6 @@
         </w:tc>
       </w:tr>
       <w:tr>
-        <w:tblPrEx>
-          <w:tblCellMar>
-            <w:top w:w="0" w:type="dxa"/>
-            <w:bottom w:w="0" w:type="dxa"/>
-          </w:tblCellMar>
-        </w:tblPrEx>
         <w:trPr>
           <w:trHeight w:val="3685"/>
         </w:trPr>
@@ -787,6 +764,7 @@
             <w:r>
               <w:rPr>
                 <w:rFonts w:asciiTheme="minorHAnsi" w:hAnsiTheme="minorHAnsi"/>
+                <w:noProof/>
                 <w:sz w:val="24"/>
                 <w:szCs w:val="24"/>
               </w:rPr>
@@ -831,12 +809,6 @@
         </w:tc>
       </w:tr>
       <w:tr>
-        <w:tblPrEx>
-          <w:tblCellMar>
-            <w:top w:w="0" w:type="dxa"/>
-            <w:bottom w:w="0" w:type="dxa"/>
-          </w:tblCellMar>
-        </w:tblPrEx>
         <w:tc>
           <w:tcPr>
             <w:tcW w:w="0" w:type="auto"/>
@@ -866,6 +838,7 @@
             <w:r>
               <w:rPr>
                 <w:rFonts w:asciiTheme="minorHAnsi" w:hAnsiTheme="minorHAnsi"/>
+                <w:noProof/>
                 <w:sz w:val="24"/>
                 <w:szCs w:val="24"/>
               </w:rPr>
@@ -2055,12 +2028,6 @@
         <w:gridCol w:w="9623"/>
       </w:tblGrid>
       <w:tr>
-        <w:tblPrEx>
-          <w:tblCellMar>
-            <w:top w:w="0" w:type="dxa"/>
-            <w:bottom w:w="0" w:type="dxa"/>
-          </w:tblCellMar>
-        </w:tblPrEx>
         <w:tc>
           <w:tcPr>
             <w:tcW w:w="0" w:type="auto"/>
@@ -2363,23 +2330,7 @@
           <w:sz w:val="24"/>
           <w:szCs w:val="24"/>
         </w:rPr>
-        <w:t>") left at scikit-learn defaults, so</w:t>
-      </w:r>
-      <w:r>
-        <w:rPr>
-          <w:rFonts w:asciiTheme="minorHAnsi" w:hAnsiTheme="minorHAnsi"/>
-          <w:sz w:val="24"/>
-          <w:szCs w:val="24"/>
-        </w:rPr>
-        <w:t xml:space="preserve"> </w:t>
-      </w:r>
-      <w:r>
-        <w:rPr>
-          <w:rFonts w:asciiTheme="minorHAnsi" w:hAnsiTheme="minorHAnsi"/>
-          <w:sz w:val="24"/>
-          <w:szCs w:val="24"/>
-        </w:rPr>
-        <w:t>the tree grows until its leaves are pure.</w:t>
+        <w:t>") left at scikit-learn defaults, so the tree grows until its leaves are pure.</w:t>
       </w:r>
     </w:p>
     <w:p>
@@ -2666,12 +2617,6 @@
         <w:gridCol w:w="1147"/>
       </w:tblGrid>
       <w:tr>
-        <w:tblPrEx>
-          <w:tblCellMar>
-            <w:top w:w="0" w:type="dxa"/>
-            <w:bottom w:w="0" w:type="dxa"/>
-          </w:tblCellMar>
-        </w:tblPrEx>
         <w:trPr>
           <w:jc w:val="center"/>
         </w:trPr>
@@ -2950,12 +2895,6 @@
         </w:tc>
       </w:tr>
       <w:tr>
-        <w:tblPrEx>
-          <w:tblCellMar>
-            <w:top w:w="0" w:type="dxa"/>
-            <w:bottom w:w="0" w:type="dxa"/>
-          </w:tblCellMar>
-        </w:tblPrEx>
         <w:trPr>
           <w:jc w:val="center"/>
         </w:trPr>
@@ -3185,12 +3124,6 @@
         </w:tc>
       </w:tr>
       <w:tr>
-        <w:tblPrEx>
-          <w:tblCellMar>
-            <w:top w:w="0" w:type="dxa"/>
-            <w:bottom w:w="0" w:type="dxa"/>
-          </w:tblCellMar>
-        </w:tblPrEx>
         <w:trPr>
           <w:jc w:val="center"/>
         </w:trPr>
@@ -3399,12 +3332,6 @@
         </w:tc>
       </w:tr>
       <w:tr>
-        <w:tblPrEx>
-          <w:tblCellMar>
-            <w:top w:w="0" w:type="dxa"/>
-            <w:bottom w:w="0" w:type="dxa"/>
-          </w:tblCellMar>
-        </w:tblPrEx>
         <w:trPr>
           <w:jc w:val="center"/>
         </w:trPr>
@@ -3615,12 +3542,6 @@
         </w:tc>
       </w:tr>
       <w:tr>
-        <w:tblPrEx>
-          <w:tblCellMar>
-            <w:top w:w="0" w:type="dxa"/>
-            <w:bottom w:w="0" w:type="dxa"/>
-          </w:tblCellMar>
-        </w:tblPrEx>
         <w:trPr>
           <w:jc w:val="center"/>
         </w:trPr>
@@ -3829,12 +3750,6 @@
         </w:tc>
       </w:tr>
       <w:tr>
-        <w:tblPrEx>
-          <w:tblCellMar>
-            <w:top w:w="0" w:type="dxa"/>
-            <w:bottom w:w="0" w:type="dxa"/>
-          </w:tblCellMar>
-        </w:tblPrEx>
         <w:trPr>
           <w:jc w:val="center"/>
         </w:trPr>
@@ -4120,12 +4035,6 @@
         <w:gridCol w:w="6657"/>
       </w:tblGrid>
       <w:tr>
-        <w:tblPrEx>
-          <w:tblCellMar>
-            <w:top w:w="0" w:type="dxa"/>
-            <w:bottom w:w="0" w:type="dxa"/>
-          </w:tblCellMar>
-        </w:tblPrEx>
         <w:tc>
           <w:tcPr>
             <w:tcW w:w="2972" w:type="dxa"/>
@@ -4200,12 +4109,6 @@
         </w:tc>
       </w:tr>
       <w:tr>
-        <w:tblPrEx>
-          <w:tblCellMar>
-            <w:top w:w="0" w:type="dxa"/>
-            <w:bottom w:w="0" w:type="dxa"/>
-          </w:tblCellMar>
-        </w:tblPrEx>
         <w:tc>
           <w:tcPr>
             <w:tcW w:w="2972" w:type="dxa"/>
@@ -4270,12 +4173,6 @@
         </w:tc>
       </w:tr>
       <w:tr>
-        <w:tblPrEx>
-          <w:tblCellMar>
-            <w:top w:w="0" w:type="dxa"/>
-            <w:bottom w:w="0" w:type="dxa"/>
-          </w:tblCellMar>
-        </w:tblPrEx>
         <w:tc>
           <w:tcPr>
             <w:tcW w:w="2972" w:type="dxa"/>
@@ -4340,12 +4237,6 @@
         </w:tc>
       </w:tr>
       <w:tr>
-        <w:tblPrEx>
-          <w:tblCellMar>
-            <w:top w:w="0" w:type="dxa"/>
-            <w:bottom w:w="0" w:type="dxa"/>
-          </w:tblCellMar>
-        </w:tblPrEx>
         <w:tc>
           <w:tcPr>
             <w:tcW w:w="2972" w:type="dxa"/>
@@ -4412,12 +4303,6 @@
         </w:tc>
       </w:tr>
       <w:tr>
-        <w:tblPrEx>
-          <w:tblCellMar>
-            <w:top w:w="0" w:type="dxa"/>
-            <w:bottom w:w="0" w:type="dxa"/>
-          </w:tblCellMar>
-        </w:tblPrEx>
         <w:tc>
           <w:tcPr>
             <w:tcW w:w="2972" w:type="dxa"/>
@@ -4482,12 +4367,6 @@
         </w:tc>
       </w:tr>
       <w:tr>
-        <w:tblPrEx>
-          <w:tblCellMar>
-            <w:top w:w="0" w:type="dxa"/>
-            <w:bottom w:w="0" w:type="dxa"/>
-          </w:tblCellMar>
-        </w:tblPrEx>
         <w:tc>
           <w:tcPr>
             <w:tcW w:w="2972" w:type="dxa"/>
@@ -4634,12 +4513,6 @@
         </w:tc>
       </w:tr>
       <w:tr>
-        <w:tblPrEx>
-          <w:tblCellMar>
-            <w:top w:w="0" w:type="dxa"/>
-            <w:bottom w:w="0" w:type="dxa"/>
-          </w:tblCellMar>
-        </w:tblPrEx>
         <w:tc>
           <w:tcPr>
             <w:tcW w:w="2972" w:type="dxa"/>
@@ -5498,12 +5371,6 @@
         <w:gridCol w:w="9623"/>
       </w:tblGrid>
       <w:tr>
-        <w:tblPrEx>
-          <w:tblCellMar>
-            <w:top w:w="0" w:type="dxa"/>
-            <w:bottom w:w="0" w:type="dxa"/>
-          </w:tblCellMar>
-        </w:tblPrEx>
         <w:tc>
           <w:tcPr>
             <w:tcW w:w="0" w:type="auto"/>
@@ -5612,12 +5479,6 @@
         <w:gridCol w:w="9623"/>
       </w:tblGrid>
       <w:tr>
-        <w:tblPrEx>
-          <w:tblCellMar>
-            <w:top w:w="0" w:type="dxa"/>
-            <w:bottom w:w="0" w:type="dxa"/>
-          </w:tblCellMar>
-        </w:tblPrEx>
         <w:tc>
           <w:tcPr>
             <w:tcW w:w="0" w:type="auto"/>
@@ -5671,6 +5532,197 @@
           <w:szCs w:val="24"/>
         </w:rPr>
       </w:pPr>
+    </w:p>
+    <w:p>
+      <w:pPr>
+        <w:rPr>
+          <w:rFonts w:asciiTheme="minorHAnsi" w:hAnsiTheme="minorHAnsi"/>
+          <w:sz w:val="24"/>
+          <w:szCs w:val="24"/>
+        </w:rPr>
+      </w:pPr>
+      <w:r>
+        <w:rPr>
+          <w:rFonts w:asciiTheme="minorHAnsi" w:hAnsiTheme="minorHAnsi"/>
+          <w:sz w:val="24"/>
+          <w:szCs w:val="24"/>
+        </w:rPr>
+        <w:br w:type="page"/>
+      </w:r>
+    </w:p>
+    <w:p>
+      <w:pPr>
+        <w:pStyle w:val="Heading3"/>
+        <w:spacing w:before="240" w:after="120"/>
+        <w:jc w:val="both"/>
+        <w:rPr>
+          <w:rFonts w:asciiTheme="minorHAnsi" w:hAnsiTheme="minorHAnsi"/>
+          <w:b/>
+          <w:bCs/>
+        </w:rPr>
+      </w:pPr>
+      <w:r>
+        <w:rPr>
+          <w:rFonts w:asciiTheme="minorHAnsi" w:hAnsiTheme="minorHAnsi"/>
+          <w:b/>
+          <w:bCs/>
+        </w:rPr>
+        <w:lastRenderedPageBreak/>
+        <w:t>Final Submission Checklist</w:t>
+      </w:r>
+    </w:p>
+    <w:p>
+      <w:pPr>
+        <w:spacing w:line="360" w:lineRule="auto"/>
+        <w:jc w:val="both"/>
+        <w:rPr>
+          <w:rFonts w:asciiTheme="minorHAnsi" w:hAnsiTheme="minorHAnsi"/>
+          <w:sz w:val="24"/>
+          <w:szCs w:val="24"/>
+        </w:rPr>
+      </w:pPr>
+      <w:r>
+        <w:rPr>
+          <w:rFonts w:asciiTheme="minorHAnsi" w:hAnsiTheme="minorHAnsi"/>
+          <w:sz w:val="24"/>
+          <w:szCs w:val="24"/>
+        </w:rPr>
+        <w:t>☑</w:t>
+      </w:r>
+      <w:r>
+        <w:rPr>
+          <w:rFonts w:asciiTheme="minorHAnsi" w:hAnsiTheme="minorHAnsi"/>
+          <w:sz w:val="24"/>
+          <w:szCs w:val="24"/>
+        </w:rPr>
+        <w:t xml:space="preserve"> GitHub repo link works</w:t>
+      </w:r>
+    </w:p>
+    <w:p>
+      <w:pPr>
+        <w:spacing w:line="360" w:lineRule="auto"/>
+        <w:jc w:val="both"/>
+        <w:rPr>
+          <w:rFonts w:asciiTheme="minorHAnsi" w:hAnsiTheme="minorHAnsi"/>
+          <w:sz w:val="24"/>
+          <w:szCs w:val="24"/>
+        </w:rPr>
+      </w:pPr>
+      <w:r>
+        <w:rPr>
+          <w:rFonts w:asciiTheme="minorHAnsi" w:hAnsiTheme="minorHAnsi"/>
+          <w:sz w:val="24"/>
+          <w:szCs w:val="24"/>
+        </w:rPr>
+        <w:t>☑</w:t>
+      </w:r>
+      <w:r>
+        <w:rPr>
+          <w:rFonts w:asciiTheme="minorHAnsi" w:hAnsiTheme="minorHAnsi"/>
+          <w:sz w:val="24"/>
+          <w:szCs w:val="24"/>
+        </w:rPr>
+        <w:t xml:space="preserve"> </w:t>
+      </w:r>
+      <w:proofErr w:type="spellStart"/>
+      <w:r>
+        <w:rPr>
+          <w:rFonts w:asciiTheme="minorHAnsi" w:hAnsiTheme="minorHAnsi"/>
+          <w:sz w:val="24"/>
+          <w:szCs w:val="24"/>
+        </w:rPr>
+        <w:t>Streamlit</w:t>
+      </w:r>
+      <w:proofErr w:type="spellEnd"/>
+      <w:r>
+        <w:rPr>
+          <w:rFonts w:asciiTheme="minorHAnsi" w:hAnsiTheme="minorHAnsi"/>
+          <w:sz w:val="24"/>
+          <w:szCs w:val="24"/>
+        </w:rPr>
+        <w:t xml:space="preserve"> app link opens correctly</w:t>
+      </w:r>
+    </w:p>
+    <w:p>
+      <w:pPr>
+        <w:spacing w:line="360" w:lineRule="auto"/>
+        <w:jc w:val="both"/>
+        <w:rPr>
+          <w:rFonts w:asciiTheme="minorHAnsi" w:hAnsiTheme="minorHAnsi"/>
+          <w:sz w:val="24"/>
+          <w:szCs w:val="24"/>
+        </w:rPr>
+      </w:pPr>
+      <w:r>
+        <w:rPr>
+          <w:rFonts w:asciiTheme="minorHAnsi" w:hAnsiTheme="minorHAnsi"/>
+          <w:sz w:val="24"/>
+          <w:szCs w:val="24"/>
+        </w:rPr>
+        <w:t>☑</w:t>
+      </w:r>
+      <w:r>
+        <w:rPr>
+          <w:rFonts w:asciiTheme="minorHAnsi" w:hAnsiTheme="minorHAnsi"/>
+          <w:sz w:val="24"/>
+          <w:szCs w:val="24"/>
+        </w:rPr>
+        <w:t xml:space="preserve"> App loads without errors</w:t>
+      </w:r>
+    </w:p>
+    <w:p>
+      <w:pPr>
+        <w:spacing w:line="360" w:lineRule="auto"/>
+        <w:jc w:val="both"/>
+        <w:rPr>
+          <w:rFonts w:asciiTheme="minorHAnsi" w:hAnsiTheme="minorHAnsi"/>
+          <w:sz w:val="24"/>
+          <w:szCs w:val="24"/>
+        </w:rPr>
+      </w:pPr>
+      <w:r>
+        <w:rPr>
+          <w:rFonts w:asciiTheme="minorHAnsi" w:hAnsiTheme="minorHAnsi"/>
+          <w:sz w:val="24"/>
+          <w:szCs w:val="24"/>
+        </w:rPr>
+        <w:t>☑</w:t>
+      </w:r>
+      <w:r>
+        <w:rPr>
+          <w:rFonts w:asciiTheme="minorHAnsi" w:hAnsiTheme="minorHAnsi"/>
+          <w:sz w:val="24"/>
+          <w:szCs w:val="24"/>
+        </w:rPr>
+        <w:t xml:space="preserve"> All required features implemented</w:t>
+      </w:r>
+    </w:p>
+    <w:p>
+      <w:pPr>
+        <w:spacing w:line="360" w:lineRule="auto"/>
+        <w:jc w:val="both"/>
+        <w:rPr>
+          <w:rFonts w:asciiTheme="minorHAnsi" w:hAnsiTheme="minorHAnsi"/>
+          <w:sz w:val="24"/>
+          <w:szCs w:val="24"/>
+        </w:rPr>
+      </w:pPr>
+      <w:r>
+        <w:rPr>
+          <w:rFonts w:asciiTheme="minorHAnsi" w:hAnsiTheme="minorHAnsi"/>
+          <w:sz w:val="24"/>
+          <w:szCs w:val="24"/>
+        </w:rPr>
+        <w:t>☑</w:t>
+      </w:r>
+      <w:r>
+        <w:rPr>
+          <w:rFonts w:asciiTheme="minorHAnsi" w:hAnsiTheme="minorHAnsi"/>
+          <w:sz w:val="24"/>
+          <w:szCs w:val="24"/>
+        </w:rPr>
+        <w:t xml:space="preserve"> README.md updated and added in the submitted PDF.</w:t>
+      </w:r>
     </w:p>
     <w:sectPr>
       <w:headerReference w:type="default" r:id="rId15"/>
